--- a/Section_03_Data_Modeling_Schema_Design_Validation/Lesson_028_Understanding_Relations/demo/Lesson_028_Understanding_Relations.docx
+++ b/Section_03_Data_Modeling_Schema_Design_Validation/Lesson_028_Understanding_Relations/demo/Lesson_028_Understanding_Relations.docx
@@ -12,7 +12,7 @@
           <w:color w:val="149637"/>
           <w:sz w:val="50"/>
         </w:rPr>
-        <w:t>Lesson 028 — Understanding Relations</w:t>
+        <w:t>Understanding Relations</w:t>
       </w:r>
     </w:p>
     <w:p>
@@ -34,7 +34,7 @@
         <w:rPr>
           <w:b/>
         </w:rPr>
-        <w:t>Training example: Avi — Bangalore, RR Nagar</w:t>
+        <w:t>Training example: Order Management</w:t>
       </w:r>
     </w:p>
     <w:p>
@@ -73,7 +73,7 @@
     </w:p>
     <w:p>
       <w:r>
-        <w:t>Avi has a customer profile, may have many orders, and may have many skills. These relationships have different shapes and therefore can use different document patterns.</w:t>
+        <w:t>An Order Management application has a customer profile, many orders, and a product catalog. These relationships have different shapes and therefore can use different document patterns.</w:t>
       </w:r>
     </w:p>
     <w:p>
@@ -91,7 +91,7 @@
     </w:p>
     <w:p>
       <w:r>
-        <w:t>Example: Avi → profile → city: Bangalore, area: RR Nagar.</w:t>
+        <w:t>Example: Order Management → customer profile → shipping address.</w:t>
       </w:r>
     </w:p>
     <w:p>
@@ -104,7 +104,7 @@
     </w:p>
     <w:p>
       <w:r>
-        <w:t>A one-to-many relationship occurs when one parent can have many related records. Orders can grow independently, so each order can be stored separately with a customer identifier such as AVI-001.</w:t>
+        <w:t>A one-to-many relationship occurs when one parent can have many related records. Orders can grow independently, so each order can be stored separately with a customer identifier such as CUST-1001.</w:t>
       </w:r>
     </w:p>
     <w:p>
@@ -117,7 +117,7 @@
     </w:p>
     <w:p>
       <w:r>
-        <w:t>A many-to-many relationship exists when each side can be associated with multiple records. A user can have many skills, and a skill can be shared by many users. A practical representation uses reusable skill identifiers rather than repeatedly duplicating the full skill definition.</w:t>
+        <w:t>A many-to-many relationship exists when each side can be associated with multiple records. A user can have many skills, and a skill can be shared by many users. A practical representation uses reusable product identifiers rather than repeatedly duplicating full product data.</w:t>
       </w:r>
     </w:p>
     <w:p>
@@ -197,12 +197,12 @@
         <w:pStyle w:val="Heading1"/>
       </w:pPr>
       <w:r>
-        <w:t>8. Worked Example — Avi</w:t>
+        <w:t>8. Worked Example — Order Management</w:t>
       </w:r>
     </w:p>
     <w:p>
       <w:r>
-        <w:t>Customer document: Avi, with an embedded profile containing Bangalore and RR Nagar. Order documents use customerId: AVI-001. A customer document can carry skillIds such as SK-MONGO and SK-JAVA when reusable skills are represented separately.</w:t>
+        <w:t>Customer document: the customer, with an embedded profile containing customer profile and shipping address. Order documents use customerId: CUST-1001. A customer document can carry skillIds such as SK-MONGO and SK-JAVA when reusable skills are represented separately.</w:t>
       </w:r>
     </w:p>
     <w:p>
@@ -215,7 +215,7 @@
     </w:p>
     <w:p>
       <w:r>
-        <w:t>Run the accompanying demo file to create Avi-centered examples for one-to-one, one-to-many, and many-to-many relationships. The demo intentionally uses no other person names.</w:t>
+        <w:t>Run the accompanying demo file to create Order Management examples for one-to-one, one-to-many, and many-to-many relationships. The demo intentionally uses no other person names.</w:t>
       </w:r>
     </w:p>
     <w:p>
